--- a/e-business/TL1-C5-Nghien-cuu-duong-dai.docx
+++ b/e-business/TL1-C5-Nghien-cuu-duong-dai.docx
@@ -5043,7 +5043,7 @@
     </w:p>
     <w:bookmarkEnd w:id="39"/>
     <w:bookmarkEnd w:id="40"/>
-    <w:bookmarkStart w:id="47" w:name="Xc993d830daab6e9b0bbe7f3a4c69db5d7235372"/>
+    <w:bookmarkStart w:id="54" w:name="Xc993d830daab6e9b0bbe7f3a4c69db5d7235372"/>
     <w:p>
       <w:pPr>
         <w:pStyle w:val="Heading1"/>
@@ -5886,7 +5886,7 @@
       </w:tr>
     </w:tbl>
     <w:bookmarkEnd w:id="43"/>
-    <w:bookmarkStart w:id="44" w:name="vai-trò-của-machine-learning-trong-tmđt"/>
+    <w:bookmarkStart w:id="51" w:name="vai-trò-của-machine-learning-trong-tmđt"/>
     <w:p>
       <w:pPr>
         <w:pStyle w:val="Heading2"/>
@@ -6197,9 +6197,55 @@
         </w:tc>
       </w:tr>
     </w:tbl>
-    <w:p>
-      <w:pPr>
-        <w:pStyle w:val="BodyText"/>
+    <w:bookmarkStart w:id="50" w:name="X400763a3791d30974577a8567589619495f7101"/>
+    <w:p>
+      <w:pPr>
+        <w:pStyle w:val="Heading3"/>
+      </w:pPr>
+      <w:r>
+        <w:t xml:space="preserve">5.4bis. CHUYÊN ĐỀ: PHÁT HIỆN GIAN LẬN BẰNG CÂY QUYẾT ĐỊNH ⭐⭐⭐</w:t>
+      </w:r>
+    </w:p>
+    <w:p>
+      <w:pPr>
+        <w:pStyle w:val="BlockText"/>
+      </w:pPr>
+      <w:r>
+        <w:t xml:space="preserve">⚠️</w:t>
+      </w:r>
+      <w:r>
+        <w:t xml:space="preserve"> </w:t>
+      </w:r>
+      <w:r>
+        <w:rPr>
+          <w:b/>
+          <w:bCs/>
+        </w:rPr>
+        <w:t xml:space="preserve">CHỦ ĐỀ ĐÃ RA TRONG ĐỀ THI THẬT HK2/2024–2025 (Câu 2 — 3 điểm, câu nặng điểm nhất).</w:t>
+      </w:r>
+      <w:r>
+        <w:t xml:space="preserve"> </w:t>
+      </w:r>
+      <w:r>
+        <w:t xml:space="preserve">Xem bài giải mẫu đầy đủ tại</w:t>
+      </w:r>
+      <w:r>
+        <w:t xml:space="preserve"> </w:t>
+      </w:r>
+      <w:r>
+        <w:rPr>
+          <w:b/>
+          <w:bCs/>
+        </w:rPr>
+        <w:t xml:space="preserve">TL3 – Câu 2</w:t>
+      </w:r>
+      <w:r>
+        <w:t xml:space="preserve">.</w:t>
+      </w:r>
+    </w:p>
+    <w:p>
+      <w:pPr>
+        <w:pStyle w:val="FirstParagraph"/>
       </w:pPr>
       <w:r>
         <w:rPr>
@@ -6222,17 +6268,17 @@
         <w:t xml:space="preserve"> </w:t>
       </w:r>
       <w:r>
-        <w:t xml:space="preserve">— dùng cấu trúc cây phân nhánh theo các thuộc tính giao dịch để phân loại giao dịch là</w:t>
-      </w:r>
-      <w:r>
-        <w:t xml:space="preserve"> </w:t>
-      </w:r>
-      <w:r>
-        <w:rPr>
-          <w:b/>
-          <w:bCs/>
-        </w:rPr>
-        <w:t xml:space="preserve">gian lận (fraud)</w:t>
+        <w:t xml:space="preserve">dùng cấu trúc cây phân nhánh theo các thuộc tính giao dịch để phân loại giao dịch là</w:t>
+      </w:r>
+      <w:r>
+        <w:t xml:space="preserve"> </w:t>
+      </w:r>
+      <w:r>
+        <w:rPr>
+          <w:b/>
+          <w:bCs/>
+        </w:rPr>
+        <w:t xml:space="preserve">gian lận (Fraud)</w:t>
       </w:r>
       <w:r>
         <w:t xml:space="preserve"> </w:t>
@@ -6248,42 +6294,625 @@
           <w:b/>
           <w:bCs/>
         </w:rPr>
-        <w:t xml:space="preserve">hợp lệ (legitimate)</w:t>
+        <w:t xml:space="preserve">hợp lệ (Non-Fraud)</w:t>
       </w:r>
       <w:r>
         <w:t xml:space="preserve">.</w:t>
       </w:r>
     </w:p>
+    <w:p>
+      <w:pPr>
+        <w:pStyle w:val="BodyText"/>
+      </w:pPr>
+      <w:r>
+        <w:rPr>
+          <w:b/>
+          <w:bCs/>
+        </w:rPr>
+        <w:t xml:space="preserve">Nguyên lý:</w:t>
+      </w:r>
+      <w:r>
+        <w:t xml:space="preserve"> </w:t>
+      </w:r>
+      <w:r>
+        <w:t xml:space="preserve">cây quyết định</w:t>
+      </w:r>
+      <w:r>
+        <w:t xml:space="preserve"> </w:t>
+      </w:r>
+      <w:r>
+        <w:rPr>
+          <w:b/>
+          <w:bCs/>
+        </w:rPr>
+        <w:t xml:space="preserve">chia nhỏ tập dữ liệu theo từng đặc trưng sao cho các nhóm con càng thuần nhất càng tốt</w:t>
+      </w:r>
+      <w:r>
+        <w:t xml:space="preserve">. Một đặc trưng có giá trị khi nó (1)</w:t>
+      </w:r>
+      <w:r>
+        <w:t xml:space="preserve"> </w:t>
+      </w:r>
+      <w:r>
+        <w:rPr>
+          <w:b/>
+          <w:bCs/>
+        </w:rPr>
+        <w:t xml:space="preserve">có sức phân biệt</w:t>
+      </w:r>
+      <w:r>
+        <w:t xml:space="preserve"> </w:t>
+      </w:r>
+      <w:r>
+        <w:t xml:space="preserve">— phân phối giá trị ở nhóm gian lận khác rõ nhóm bình thường, và (2)</w:t>
+      </w:r>
+      <w:r>
+        <w:t xml:space="preserve"> </w:t>
+      </w:r>
+      <w:r>
+        <w:rPr>
+          <w:b/>
+          <w:bCs/>
+        </w:rPr>
+        <w:t xml:space="preserve">phản ánh hành vi mà kẻ gian khó che giấu</w:t>
+      </w:r>
+      <w:r>
+        <w:t xml:space="preserve">.</w:t>
+      </w:r>
+    </w:p>
+    <w:bookmarkStart w:id="44" w:name="X7e49d6df8e4ace9762bae3d9d085bf2f3142454"/>
+    <w:p>
+      <w:pPr>
+        <w:pStyle w:val="Heading4"/>
+      </w:pPr>
+      <w:r>
+        <w:t xml:space="preserve">a) Ý nghĩa của từng đặc trưng trong mô hình phát hiện gian lận</w:t>
+      </w:r>
+    </w:p>
+    <w:tbl>
+      <w:tblPr>
+        <w:tblStyle w:val="Table"/>
+        <w:tblW w:type="pct" w:w="5000"/>
+        <w:tblLayout w:type="fixed"/>
+        <w:tblLook w:firstRow="1" w:lastRow="0" w:firstColumn="0" w:lastColumn="0" w:noHBand="0" w:noVBand="0" w:val="0020"/>
+      </w:tblPr>
+      <w:tblGrid>
+        <w:gridCol w:w="1980"/>
+        <w:gridCol w:w="1980"/>
+        <w:gridCol w:w="1980"/>
+        <w:gridCol w:w="1980"/>
+      </w:tblGrid>
+      <w:tr>
+        <w:trPr>
+          <w:tblHeader w:val="on"/>
+        </w:trPr>
+        <w:tc>
+          <w:tcPr/>
+          <w:p>
+            <w:pPr>
+              <w:pStyle w:val="Compact"/>
+            </w:pPr>
+            <w:r>
+              <w:t xml:space="preserve">Đặc trưng</w:t>
+            </w:r>
+          </w:p>
+        </w:tc>
+        <w:tc>
+          <w:tcPr/>
+          <w:p>
+            <w:pPr>
+              <w:pStyle w:val="Compact"/>
+            </w:pPr>
+            <w:r>
+              <w:t xml:space="preserve">Vì sao giúp phát hiện gian lận</w:t>
+            </w:r>
+          </w:p>
+        </w:tc>
+        <w:tc>
+          <w:tcPr/>
+          <w:p>
+            <w:pPr>
+              <w:pStyle w:val="Compact"/>
+            </w:pPr>
+            <w:r>
+              <w:t xml:space="preserve">Dấu hiệu bất thường</w:t>
+            </w:r>
+          </w:p>
+        </w:tc>
+        <w:tc>
+          <w:tcPr/>
+          <w:p>
+            <w:pPr>
+              <w:pStyle w:val="Compact"/>
+            </w:pPr>
+            <w:r>
+              <w:t xml:space="preserve">Ví dụ thực tế</w:t>
+            </w:r>
+          </w:p>
+        </w:tc>
+      </w:tr>
+      <w:tr>
+        <w:tc>
+          <w:tcPr/>
+          <w:p>
+            <w:pPr>
+              <w:pStyle w:val="Compact"/>
+            </w:pPr>
+            <w:r>
+              <w:rPr>
+                <w:b/>
+                <w:bCs/>
+              </w:rPr>
+              <w:t xml:space="preserve">Sign Up Time</w:t>
+            </w:r>
+            <w:r>
+              <w:t xml:space="preserve">(Thời gian đăng ký)</w:t>
+            </w:r>
+          </w:p>
+        </w:tc>
+        <w:tc>
+          <w:tcPr/>
+          <w:p>
+            <w:pPr>
+              <w:pStyle w:val="Compact"/>
+            </w:pPr>
+            <w:r>
+              <w:t xml:space="preserve">Kẻ gian dùng</w:t>
+            </w:r>
+            <w:r>
+              <w:t xml:space="preserve"> </w:t>
+            </w:r>
+            <w:r>
+              <w:rPr>
+                <w:b/>
+                <w:bCs/>
+              </w:rPr>
+              <w:t xml:space="preserve">tài khoản dùng một lần (throwaway)</w:t>
+            </w:r>
+            <w:r>
+              <w:t xml:space="preserve"> </w:t>
+            </w:r>
+            <w:r>
+              <w:t xml:space="preserve">tạo bằng script; người thật có khoảng cách hợp lý giữa đăng ký và mua vì còn duyệt, so sánh</w:t>
+            </w:r>
+          </w:p>
+        </w:tc>
+        <w:tc>
+          <w:tcPr/>
+          <w:p>
+            <w:pPr>
+              <w:pStyle w:val="Compact"/>
+            </w:pPr>
+            <w:r>
+              <w:t xml:space="preserve">Sign-up → purchase chỉ vài giây; hàng loạt tài khoản tạo cùng khung giờ bất thường (2–4h sáng); tài khoản tăng đột biến trước khuyến mãi</w:t>
+            </w:r>
+          </w:p>
+        </w:tc>
+        <w:tc>
+          <w:tcPr/>
+          <w:p>
+            <w:pPr>
+              <w:pStyle w:val="Compact"/>
+            </w:pPr>
+            <w:r>
+              <w:t xml:space="preserve">500 tài khoản tạo trong 10 phút lúc 3h sáng,</w:t>
+            </w:r>
+            <w:r>
+              <w:t xml:space="preserve"> </w:t>
+            </w:r>
+            <w:r>
+              <w:rPr>
+                <w:b/>
+                <w:bCs/>
+              </w:rPr>
+              <w:t xml:space="preserve">tất cả đặt hàng trong 60 giây sau khi đăng ký</w:t>
+            </w:r>
+            <w:r>
+              <w:t xml:space="preserve"> </w:t>
+            </w:r>
+            <w:r>
+              <w:t xml:space="preserve">→ bot săn mã giảm giá</w:t>
+            </w:r>
+          </w:p>
+        </w:tc>
+      </w:tr>
+      <w:tr>
+        <w:tc>
+          <w:tcPr/>
+          <w:p>
+            <w:pPr>
+              <w:pStyle w:val="Compact"/>
+            </w:pPr>
+            <w:r>
+              <w:rPr>
+                <w:b/>
+                <w:bCs/>
+              </w:rPr>
+              <w:t xml:space="preserve">Purchase Value</w:t>
+            </w:r>
+            <w:r>
+              <w:t xml:space="preserve">(Giá trị đơn hàng)</w:t>
+            </w:r>
+          </w:p>
+        </w:tc>
+        <w:tc>
+          <w:tcPr/>
+          <w:p>
+            <w:pPr>
+              <w:pStyle w:val="Compact"/>
+            </w:pPr>
+            <w:r>
+              <w:t xml:space="preserve">Gian lận thẻ có 2 mô thức:</w:t>
+            </w:r>
+            <w:r>
+              <w:t xml:space="preserve"> </w:t>
+            </w:r>
+            <w:r>
+              <w:rPr>
+                <w:b/>
+                <w:bCs/>
+              </w:rPr>
+              <w:t xml:space="preserve">card testing</w:t>
+            </w:r>
+            <w:r>
+              <w:t xml:space="preserve"> </w:t>
+            </w:r>
+            <w:r>
+              <w:t xml:space="preserve">(giao dịch cực nhỏ thử thẻ ăn cắp) và</w:t>
+            </w:r>
+            <w:r>
+              <w:t xml:space="preserve"> </w:t>
+            </w:r>
+            <w:r>
+              <w:rPr>
+                <w:b/>
+                <w:bCs/>
+              </w:rPr>
+              <w:t xml:space="preserve">cash-out</w:t>
+            </w:r>
+            <w:r>
+              <w:t xml:space="preserve"> </w:t>
+            </w:r>
+            <w:r>
+              <w:t xml:space="preserve">(đơn rất lớn tận dụng thẻ trước khi bị khóa)</w:t>
+            </w:r>
+          </w:p>
+        </w:tc>
+        <w:tc>
+          <w:tcPr/>
+          <w:p>
+            <w:pPr>
+              <w:pStyle w:val="Compact"/>
+            </w:pPr>
+            <w:r>
+              <w:t xml:space="preserve">Giá trị lệch xa trung bình ngành hàng; chuỗi giao dịch nhỏ rồi một giao dịch rất lớn; đơn lớn nhưng chọn giao nhanh nhất bất chấp phí</w:t>
+            </w:r>
+          </w:p>
+        </w:tc>
+        <w:tc>
+          <w:tcPr/>
+          <w:p>
+            <w:pPr>
+              <w:pStyle w:val="Compact"/>
+            </w:pPr>
+            <w:r>
+              <w:t xml:space="preserve">12 giao dịch 10.000đ liên tiếp, sau đó</w:t>
+            </w:r>
+            <w:r>
+              <w:t xml:space="preserve"> </w:t>
+            </w:r>
+            <w:r>
+              <w:rPr>
+                <w:b/>
+                <w:bCs/>
+              </w:rPr>
+              <w:t xml:space="preserve">một đơn 45 triệu toàn hàng dễ thanh khoản</w:t>
+            </w:r>
+            <w:r>
+              <w:t xml:space="preserve"> </w:t>
+            </w:r>
+            <w:r>
+              <w:t xml:space="preserve">+ giao hỏa tốc</w:t>
+            </w:r>
+          </w:p>
+        </w:tc>
+      </w:tr>
+      <w:tr>
+        <w:tc>
+          <w:tcPr/>
+          <w:p>
+            <w:pPr>
+              <w:pStyle w:val="Compact"/>
+            </w:pPr>
+            <w:r>
+              <w:rPr>
+                <w:b/>
+                <w:bCs/>
+              </w:rPr>
+              <w:t xml:space="preserve">Source</w:t>
+            </w:r>
+            <w:r>
+              <w:t xml:space="preserve">(Nguồn truy cập)</w:t>
+            </w:r>
+          </w:p>
+        </w:tc>
+        <w:tc>
+          <w:tcPr/>
+          <w:p>
+            <w:pPr>
+              <w:pStyle w:val="Compact"/>
+            </w:pPr>
+            <w:r>
+              <w:t xml:space="preserve">Kênh dẫn người dùng phản ánh</w:t>
+            </w:r>
+            <w:r>
+              <w:t xml:space="preserve"> </w:t>
+            </w:r>
+            <w:r>
+              <w:rPr>
+                <w:b/>
+                <w:bCs/>
+              </w:rPr>
+              <w:t xml:space="preserve">ý định mua</w:t>
+            </w:r>
+            <w:r>
+              <w:t xml:space="preserve">. Khách thật đến từ quảng cáo/SEO/email và có hành trình duyệt; gian lận thường đi thẳng vào checkout</w:t>
+            </w:r>
+          </w:p>
+        </w:tc>
+        <w:tc>
+          <w:tcPr/>
+          <w:p>
+            <w:pPr>
+              <w:pStyle w:val="Compact"/>
+            </w:pPr>
+            <w:r>
+              <w:t xml:space="preserve">Direct traffic cao bất thường ở tài khoản mới; referral từ diễn đàn chia sẻ thẻ; nguồn không khớp chiến dịch nào đang chạy</w:t>
+            </w:r>
+          </w:p>
+        </w:tc>
+        <w:tc>
+          <w:tcPr/>
+          <w:p>
+            <w:pPr>
+              <w:pStyle w:val="Compact"/>
+            </w:pPr>
+            <w:r>
+              <w:t xml:space="preserve">Cụm đơn hàng đều</w:t>
+            </w:r>
+            <w:r>
+              <w:t xml:space="preserve"> </w:t>
+            </w:r>
+            <w:r>
+              <w:rPr>
+                <w:b/>
+                <w:bCs/>
+              </w:rPr>
+              <w:t xml:space="preserve">Source = Direct</w:t>
+            </w:r>
+            <w:r>
+              <w:t xml:space="preserve">, vào thẳng URL checkout mà</w:t>
+            </w:r>
+            <w:r>
+              <w:t xml:space="preserve"> </w:t>
+            </w:r>
+            <w:r>
+              <w:rPr>
+                <w:b/>
+                <w:bCs/>
+              </w:rPr>
+              <w:t xml:space="preserve">không có lượt xem trang sản phẩm nào</w:t>
+            </w:r>
+            <w:r>
+              <w:t xml:space="preserve"> </w:t>
+            </w:r>
+            <w:r>
+              <w:t xml:space="preserve">→ script tự động</w:t>
+            </w:r>
+          </w:p>
+        </w:tc>
+      </w:tr>
+      <w:tr>
+        <w:tc>
+          <w:tcPr/>
+          <w:p>
+            <w:pPr>
+              <w:pStyle w:val="Compact"/>
+            </w:pPr>
+            <w:r>
+              <w:rPr>
+                <w:b/>
+                <w:bCs/>
+              </w:rPr>
+              <w:t xml:space="preserve">IP</w:t>
+            </w:r>
+            <w:r>
+              <w:t xml:space="preserve">(Địa chỉ IP)</w:t>
+            </w:r>
+          </w:p>
+        </w:tc>
+        <w:tc>
+          <w:tcPr/>
+          <w:p>
+            <w:pPr>
+              <w:pStyle w:val="Compact"/>
+            </w:pPr>
+            <w:r>
+              <w:t xml:space="preserve">Cho biết</w:t>
+            </w:r>
+            <w:r>
+              <w:t xml:space="preserve"> </w:t>
+            </w:r>
+            <w:r>
+              <w:rPr>
+                <w:b/>
+                <w:bCs/>
+              </w:rPr>
+              <w:t xml:space="preserve">vị trí, nhà mạng, loại hạ tầng</w:t>
+            </w:r>
+            <w:r>
+              <w:t xml:space="preserve">; khó che giấu hoàn toàn và cho phép</w:t>
+            </w:r>
+            <w:r>
+              <w:t xml:space="preserve"> </w:t>
+            </w:r>
+            <w:r>
+              <w:rPr>
+                <w:b/>
+                <w:bCs/>
+              </w:rPr>
+              <w:t xml:space="preserve">liên kết nhiều tài khoản với nhau</w:t>
+            </w:r>
+          </w:p>
+        </w:tc>
+        <w:tc>
+          <w:tcPr/>
+          <w:p>
+            <w:pPr>
+              <w:pStyle w:val="Compact"/>
+            </w:pPr>
+            <w:r>
+              <w:t xml:space="preserve">Lệch vị trí (geolocation mismatch); IP thuộc VPN/proxy/Tor/datacenter; nhiều tài khoản chung 1 IP; một tài khoản đổi IP qua nhiều quốc gia trong vài phút</w:t>
+            </w:r>
+          </w:p>
+        </w:tc>
+        <w:tc>
+          <w:tcPr/>
+          <w:p>
+            <w:pPr>
+              <w:pStyle w:val="Compact"/>
+            </w:pPr>
+            <w:r>
+              <w:t xml:space="preserve">IP từ Đông Âu + thẻ phát hành tại Mỹ + giao hàng quận 7 TP.HCM →</w:t>
+            </w:r>
+            <w:r>
+              <w:t xml:space="preserve"> </w:t>
+            </w:r>
+            <w:r>
+              <w:rPr>
+                <w:b/>
+                <w:bCs/>
+              </w:rPr>
+              <w:t xml:space="preserve">ba tín hiệu địa lý mâu thuẫn</w:t>
+            </w:r>
+          </w:p>
+        </w:tc>
+      </w:tr>
+      <w:tr>
+        <w:tc>
+          <w:tcPr/>
+          <w:p>
+            <w:pPr>
+              <w:pStyle w:val="Compact"/>
+            </w:pPr>
+            <w:r>
+              <w:rPr>
+                <w:b/>
+                <w:bCs/>
+              </w:rPr>
+              <w:t xml:space="preserve">Browser</w:t>
+            </w:r>
+            <w:r>
+              <w:t xml:space="preserve">(Trình duyệt)</w:t>
+            </w:r>
+          </w:p>
+        </w:tc>
+        <w:tc>
+          <w:tcPr/>
+          <w:p>
+            <w:pPr>
+              <w:pStyle w:val="Compact"/>
+            </w:pPr>
+            <w:r>
+              <w:t xml:space="preserve">Chuỗi User-Agent bất thường hoặc trùng lặp hàng loạt là dấu hiệu công cụ tự động</w:t>
+            </w:r>
+          </w:p>
+        </w:tc>
+        <w:tc>
+          <w:tcPr/>
+          <w:p>
+            <w:pPr>
+              <w:pStyle w:val="Compact"/>
+            </w:pPr>
+            <w:r>
+              <w:t xml:space="preserve">User-Agent hiếm gặp/đã lỗi thời; hàng trăm tài khoản dùng đúng một chuỗi User-Agent</w:t>
+            </w:r>
+          </w:p>
+        </w:tc>
+        <w:tc>
+          <w:tcPr/>
+          <w:p>
+            <w:pPr>
+              <w:pStyle w:val="Compact"/>
+            </w:pPr>
+            <w:r>
+              <w:t xml:space="preserve">Toàn bộ cụm đơn nghi vấn dùng chung một phiên bản trình duyệt cũ 5 năm</w:t>
+            </w:r>
+          </w:p>
+        </w:tc>
+      </w:tr>
+      <w:tr>
+        <w:tc>
+          <w:tcPr/>
+          <w:p>
+            <w:pPr>
+              <w:pStyle w:val="Compact"/>
+            </w:pPr>
+            <w:r>
+              <w:rPr>
+                <w:b/>
+                <w:bCs/>
+              </w:rPr>
+              <w:t xml:space="preserve">Age</w:t>
+            </w:r>
+            <w:r>
+              <w:t xml:space="preserve">(Tuổi)</w:t>
+            </w:r>
+          </w:p>
+        </w:tc>
+        <w:tc>
+          <w:tcPr/>
+          <w:p>
+            <w:pPr>
+              <w:pStyle w:val="Compact"/>
+            </w:pPr>
+            <w:r>
+              <w:t xml:space="preserve">Hồ sơ khai báo không khớp hành vi mua; tuổi khai giả hàng loạt để vượt kiểm tra</w:t>
+            </w:r>
+          </w:p>
+        </w:tc>
+        <w:tc>
+          <w:tcPr/>
+          <w:p>
+            <w:pPr>
+              <w:pStyle w:val="Compact"/>
+            </w:pPr>
+            <w:r>
+              <w:t xml:space="preserve">Tuổi khai báo tập trung bất thường vào một vài giá trị; tuổi không khớp ngành hàng</w:t>
+            </w:r>
+          </w:p>
+        </w:tc>
+        <w:tc>
+          <w:tcPr/>
+          <w:p>
+            <w:pPr>
+              <w:pStyle w:val="Compact"/>
+            </w:pPr>
+            <w:r>
+              <w:t xml:space="preserve">Hàng trăm tài khoản đều khai đúng 25 tuổi và mua cùng một mặt hàng giá trị cao</w:t>
+            </w:r>
+          </w:p>
+        </w:tc>
+      </w:tr>
+    </w:tbl>
     <w:bookmarkEnd w:id="44"/>
-    <w:bookmarkStart w:id="45" w:name="X241f7c2fb2049bd321fa3b0f10606afa8fa37be"/>
-    <w:p>
-      <w:pPr>
-        <w:pStyle w:val="Heading2"/>
-      </w:pPr>
-      <w:r>
-        <w:t xml:space="preserve">5.5. Phân loại cảm xúc trong TMĐT (Sentiment Classification) ⭐⭐</w:t>
-      </w:r>
-    </w:p>
-    <w:p>
-      <w:pPr>
-        <w:pStyle w:val="BlockText"/>
-      </w:pPr>
-      <w:r>
-        <w:rPr>
-          <w:b/>
-          <w:bCs/>
-        </w:rPr>
-        <w:t xml:space="preserve">Sentiment analysis</w:t>
-      </w:r>
-      <w:r>
-        <w:t xml:space="preserve"> </w:t>
-      </w:r>
-      <w:r>
-        <w:rPr>
-          <w:b/>
-          <w:bCs/>
-        </w:rPr>
-        <w:t xml:space="preserve">thu thập dữ liệu văn bản từ nhiều nguồn khác nhau, xác định các quan điểm và dùng AI để tạo ra kết quả dưới dạng phản hồi TÍCH CỰC, TRUNG TÍNH hoặc TIÊU CỰC đối với một sản phẩm, dịch vụ hoặc thương hiệu.</w:t>
+    <w:bookmarkStart w:id="45" w:name="X63941816e74a5db5841caed95f95d8e24b16329"/>
+    <w:p>
+      <w:pPr>
+        <w:pStyle w:val="Heading4"/>
+      </w:pPr>
+      <w:r>
+        <w:t xml:space="preserve">b) Vì sao User ID KHÔNG được dùng làm đặc trưng học ⭐</w:t>
       </w:r>
     </w:p>
     <w:p>
@@ -6291,46 +6920,747 @@
         <w:pStyle w:val="FirstParagraph"/>
       </w:pPr>
       <w:r>
-        <w:rPr>
-          <w:b/>
-          <w:bCs/>
-        </w:rPr>
-        <w:t xml:space="preserve">Dữ liệu phi cấu trúc (Unstructured data)</w:t>
-      </w:r>
-      <w:r>
-        <w:t xml:space="preserve"> </w:t>
-      </w:r>
-      <w:r>
-        <w:t xml:space="preserve">bao gồm:</w:t>
-      </w:r>
-      <w:r>
-        <w:t xml:space="preserve"> </w:t>
-      </w:r>
-      <w:r>
-        <w:rPr>
-          <w:b/>
-          <w:bCs/>
-        </w:rPr>
-        <w:t xml:space="preserve">email, nhật ký cuộc gọi (phone logs), tweet, bài blog và tin nhắn Facebook</w:t>
-      </w:r>
-      <w:r>
-        <w:t xml:space="preserve"> </w:t>
-      </w:r>
-      <w:r>
-        <w:t xml:space="preserve">— những thứ</w:t>
-      </w:r>
-      <w:r>
-        <w:t xml:space="preserve"> </w:t>
-      </w:r>
-      <w:r>
-        <w:rPr>
-          <w:b/>
-          <w:bCs/>
-        </w:rPr>
-        <w:t xml:space="preserve">không có sẵn trong các CSDL dạng hàng/cột thông thường</w:t>
+        <w:t xml:space="preserve">Nếu đưa</w:t>
+      </w:r>
+      <w:r>
+        <w:t xml:space="preserve"> </w:t>
+      </w:r>
+      <w:r>
+        <w:rPr>
+          <w:b/>
+          <w:bCs/>
+        </w:rPr>
+        <w:t xml:space="preserve">User ID</w:t>
+      </w:r>
+      <w:r>
+        <w:t xml:space="preserve"> </w:t>
+      </w:r>
+      <w:r>
+        <w:t xml:space="preserve">vào làm biến đầu vào, cây quyết định sẽ</w:t>
+      </w:r>
+      <w:r>
+        <w:t xml:space="preserve"> </w:t>
+      </w:r>
+      <w:r>
+        <w:rPr>
+          <w:b/>
+          <w:bCs/>
+        </w:rPr>
+        <w:t xml:space="preserve">“học thuộc”</w:t>
+      </w:r>
+      <w:r>
+        <w:rPr>
+          <w:b/>
+          <w:bCs/>
+        </w:rPr>
+        <w:t xml:space="preserve"> </w:t>
+      </w:r>
+      <w:r>
+        <w:rPr>
+          <w:b/>
+          <w:bCs/>
+        </w:rPr>
+        <w:t xml:space="preserve">từng ID cụ thể</w:t>
+      </w:r>
+      <w:r>
+        <w:t xml:space="preserve"> </w:t>
+      </w:r>
+      <w:r>
+        <w:t xml:space="preserve">thay vì học quy luật hành vi →</w:t>
+      </w:r>
+      <w:r>
+        <w:t xml:space="preserve"> </w:t>
+      </w:r>
+      <w:r>
+        <w:rPr>
+          <w:b/>
+          <w:bCs/>
+        </w:rPr>
+        <w:t xml:space="preserve">overfitting</w:t>
+      </w:r>
+      <w:r>
+        <w:t xml:space="preserve">: mô hình chính xác rất cao trên dữ liệu huấn luyện nhưng</w:t>
+      </w:r>
+      <w:r>
+        <w:t xml:space="preserve"> </w:t>
+      </w:r>
+      <w:r>
+        <w:rPr>
+          <w:b/>
+          <w:bCs/>
+        </w:rPr>
+        <w:t xml:space="preserve">vô dụng với người dùng mới</w:t>
+      </w:r>
+      <w:r>
+        <w:t xml:space="preserve"> </w:t>
+      </w:r>
+      <w:r>
+        <w:t xml:space="preserve">chưa từng xuất hiện. User ID chỉ là</w:t>
+      </w:r>
+      <w:r>
+        <w:t xml:space="preserve"> </w:t>
+      </w:r>
+      <w:r>
+        <w:rPr>
+          <w:b/>
+          <w:bCs/>
+        </w:rPr>
+        <w:t xml:space="preserve">định danh bản ghi</w:t>
+      </w:r>
+      <w:r>
+        <w:t xml:space="preserve">, không mang thông tin hành vi tổng quát hóa được.</w:t>
+      </w:r>
+    </w:p>
+    <w:bookmarkEnd w:id="45"/>
+    <w:bookmarkStart w:id="46" w:name="Xb0becb0196c9629e5d8988c7806e0f0f1feb8b3"/>
+    <w:p>
+      <w:pPr>
+        <w:pStyle w:val="Heading4"/>
+      </w:pPr>
+      <w:r>
+        <w:t xml:space="preserve">c) Sức mạnh nằm ở SỰ KẾT HỢP, không ở đặc trưng đơn lẻ</w:t>
+      </w:r>
+    </w:p>
+    <w:p>
+      <w:pPr>
+        <w:pStyle w:val="FirstParagraph"/>
+      </w:pPr>
+      <w:r>
+        <w:t xml:space="preserve">Riêng</w:t>
+      </w:r>
+      <w:r>
+        <w:t xml:space="preserve"> </w:t>
+      </w:r>
+      <w:r>
+        <w:t xml:space="preserve">“giá trị đơn hàng lớn”</w:t>
+      </w:r>
+      <w:r>
+        <w:t xml:space="preserve"> </w:t>
+      </w:r>
+      <w:r>
+        <w:t xml:space="preserve">là bình thường với khách VIP. Nhưng</w:t>
+      </w:r>
+      <w:r>
+        <w:t xml:space="preserve"> </w:t>
+      </w:r>
+      <w:r>
+        <w:rPr>
+          <w:b/>
+          <w:bCs/>
+        </w:rPr>
+        <w:t xml:space="preserve">“giá trị lớn”</w:t>
+      </w:r>
+      <w:r>
+        <w:rPr>
+          <w:b/>
+          <w:bCs/>
+        </w:rPr>
+        <w:t xml:space="preserve"> </w:t>
+      </w:r>
+      <w:r>
+        <w:rPr>
+          <w:b/>
+          <w:bCs/>
+        </w:rPr>
+        <w:t xml:space="preserve">+</w:t>
+      </w:r>
+      <w:r>
+        <w:rPr>
+          <w:b/>
+          <w:bCs/>
+        </w:rPr>
+        <w:t xml:space="preserve"> </w:t>
+      </w:r>
+      <w:r>
+        <w:rPr>
+          <w:b/>
+          <w:bCs/>
+        </w:rPr>
+        <w:t xml:space="preserve">“tài khoản vừa đăng ký 2 phút trước”</w:t>
+      </w:r>
+      <w:r>
+        <w:rPr>
+          <w:b/>
+          <w:bCs/>
+        </w:rPr>
+        <w:t xml:space="preserve"> </w:t>
+      </w:r>
+      <w:r>
+        <w:rPr>
+          <w:b/>
+          <w:bCs/>
+        </w:rPr>
+        <w:t xml:space="preserve">+</w:t>
+      </w:r>
+      <w:r>
+        <w:rPr>
+          <w:b/>
+          <w:bCs/>
+        </w:rPr>
+        <w:t xml:space="preserve"> </w:t>
+      </w:r>
+      <w:r>
+        <w:rPr>
+          <w:b/>
+          <w:bCs/>
+        </w:rPr>
+        <w:t xml:space="preserve">“IP từ datacenter nước ngoài”</w:t>
+      </w:r>
+      <w:r>
+        <w:t xml:space="preserve"> </w:t>
+      </w:r>
+      <w:r>
+        <w:t xml:space="preserve">thì xác suất gian lận tăng vọt. Đây chính là lý do cây quyết định đi theo</w:t>
+      </w:r>
+      <w:r>
+        <w:t xml:space="preserve"> </w:t>
+      </w:r>
+      <w:r>
+        <w:rPr>
+          <w:b/>
+          <w:bCs/>
+        </w:rPr>
+        <w:t xml:space="preserve">đường dẫn nhiều tầng</w:t>
+      </w:r>
+      <w:r>
+        <w:t xml:space="preserve">:</w:t>
+      </w:r>
+      <w:r>
+        <w:t xml:space="preserve"> </w:t>
+      </w:r>
+      <w:r>
+        <w:rPr>
+          <w:rStyle w:val="VerbatimChar"/>
+        </w:rPr>
+        <w:t xml:space="preserve">Source → IP → Browser → Fraud/Non-Fraud</w:t>
       </w:r>
       <w:r>
         <w:t xml:space="preserve">.</w:t>
+      </w:r>
+    </w:p>
+    <w:bookmarkEnd w:id="46"/>
+    <w:bookmarkStart w:id="47" w:name="X083e7f9a1c6574b261de83d4a3a6e114b6d94d8"/>
+    <w:p>
+      <w:pPr>
+        <w:pStyle w:val="Heading4"/>
+      </w:pPr>
+      <w:r>
+        <w:t xml:space="preserve">d) Các đặc trưng có thể MỞ RỘNG để cải thiện mô hình ⭐⭐</w:t>
+      </w:r>
+    </w:p>
+    <w:tbl>
+      <w:tblPr>
+        <w:tblStyle w:val="Table"/>
+        <w:tblW w:type="pct" w:w="5000"/>
+        <w:tblLayout w:type="fixed"/>
+        <w:tblLook w:firstRow="1" w:lastRow="0" w:firstColumn="0" w:lastColumn="0" w:noHBand="0" w:noVBand="0" w:val="0020"/>
+      </w:tblPr>
+      <w:tblGrid>
+        <w:gridCol w:w="2640"/>
+        <w:gridCol w:w="2640"/>
+        <w:gridCol w:w="2640"/>
+      </w:tblGrid>
+      <w:tr>
+        <w:trPr>
+          <w:tblHeader w:val="on"/>
+        </w:trPr>
+        <w:tc>
+          <w:tcPr/>
+          <w:p>
+            <w:pPr>
+              <w:pStyle w:val="Compact"/>
+            </w:pPr>
+            <w:r>
+              <w:t xml:space="preserve">Nhóm</w:t>
+            </w:r>
+          </w:p>
+        </w:tc>
+        <w:tc>
+          <w:tcPr/>
+          <w:p>
+            <w:pPr>
+              <w:pStyle w:val="Compact"/>
+            </w:pPr>
+            <w:r>
+              <w:t xml:space="preserve">Đặc trưng đề xuất</w:t>
+            </w:r>
+          </w:p>
+        </w:tc>
+        <w:tc>
+          <w:tcPr/>
+          <w:p>
+            <w:pPr>
+              <w:pStyle w:val="Compact"/>
+            </w:pPr>
+            <w:r>
+              <w:t xml:space="preserve">Vì sao cải thiện</w:t>
+            </w:r>
+          </w:p>
+        </w:tc>
+      </w:tr>
+      <w:tr>
+        <w:tc>
+          <w:tcPr/>
+          <w:p>
+            <w:pPr>
+              <w:pStyle w:val="Compact"/>
+            </w:pPr>
+            <w:r>
+              <w:rPr>
+                <w:b/>
+                <w:bCs/>
+              </w:rPr>
+              <w:t xml:space="preserve">1. Thiết bị</w:t>
+            </w:r>
+          </w:p>
+        </w:tc>
+        <w:tc>
+          <w:tcPr/>
+          <w:p>
+            <w:pPr>
+              <w:pStyle w:val="Compact"/>
+            </w:pPr>
+            <w:r>
+              <w:rPr>
+                <w:b/>
+                <w:bCs/>
+              </w:rPr>
+              <w:t xml:space="preserve">Device fingerprint / Device ID</w:t>
+            </w:r>
+            <w:r>
+              <w:t xml:space="preserve">, hệ điều hành, độ phân giải màn hình,</w:t>
+            </w:r>
+            <w:r>
+              <w:t xml:space="preserve"> </w:t>
+            </w:r>
+            <w:r>
+              <w:rPr>
+                <w:b/>
+                <w:bCs/>
+              </w:rPr>
+              <w:t xml:space="preserve">múi giờ thiết bị</w:t>
+            </w:r>
+          </w:p>
+        </w:tc>
+        <w:tc>
+          <w:tcPr/>
+          <w:p>
+            <w:pPr>
+              <w:pStyle w:val="Compact"/>
+            </w:pPr>
+            <w:r>
+              <w:t xml:space="preserve">Đổi IP bằng VPN thì dễ,</w:t>
+            </w:r>
+            <w:r>
+              <w:t xml:space="preserve"> </w:t>
+            </w:r>
+            <w:r>
+              <w:rPr>
+                <w:b/>
+                <w:bCs/>
+              </w:rPr>
+              <w:t xml:space="preserve">thay dấu vân tay thiết bị thì khó</w:t>
+            </w:r>
+            <w:r>
+              <w:t xml:space="preserve">; phát hiện một thiết bị tạo hàng chục tài khoản;</w:t>
+            </w:r>
+            <w:r>
+              <w:t xml:space="preserve"> </w:t>
+            </w:r>
+            <w:r>
+              <w:rPr>
+                <w:b/>
+                <w:bCs/>
+              </w:rPr>
+              <w:t xml:space="preserve">múi giờ lệch với vị trí IP</w:t>
+            </w:r>
+            <w:r>
+              <w:t xml:space="preserve"> </w:t>
+            </w:r>
+            <w:r>
+              <w:t xml:space="preserve">là tín hiệu rất mạnh</w:t>
+            </w:r>
+          </w:p>
+        </w:tc>
+      </w:tr>
+      <w:tr>
+        <w:tc>
+          <w:tcPr/>
+          <w:p>
+            <w:pPr>
+              <w:pStyle w:val="Compact"/>
+            </w:pPr>
+            <w:r>
+              <w:rPr>
+                <w:b/>
+                <w:bCs/>
+              </w:rPr>
+              <w:t xml:space="preserve">2. Thanh toán</w:t>
+            </w:r>
+          </w:p>
+        </w:tc>
+        <w:tc>
+          <w:tcPr/>
+          <w:p>
+            <w:pPr>
+              <w:pStyle w:val="Compact"/>
+            </w:pPr>
+            <w:r>
+              <w:rPr>
+                <w:b/>
+                <w:bCs/>
+              </w:rPr>
+              <w:t xml:space="preserve">Phương thức thanh toán</w:t>
+            </w:r>
+            <w:r>
+              <w:t xml:space="preserve">,</w:t>
+            </w:r>
+            <w:r>
+              <w:t xml:space="preserve"> </w:t>
+            </w:r>
+            <w:r>
+              <w:rPr>
+                <w:b/>
+                <w:bCs/>
+              </w:rPr>
+              <w:t xml:space="preserve">BIN thẻ</w:t>
+            </w:r>
+            <w:r>
+              <w:t xml:space="preserve"> </w:t>
+            </w:r>
+            <w:r>
+              <w:t xml:space="preserve">(6 số đầu — biết ngân hàng &amp; quốc gia phát hành),</w:t>
+            </w:r>
+            <w:r>
+              <w:t xml:space="preserve"> </w:t>
+            </w:r>
+            <w:r>
+              <w:rPr>
+                <w:b/>
+                <w:bCs/>
+              </w:rPr>
+              <w:t xml:space="preserve">số lần đổi thẻ</w:t>
+            </w:r>
+            <w:r>
+              <w:t xml:space="preserve">, tỷ lệ giao dịch bị từ chối</w:t>
+            </w:r>
+          </w:p>
+        </w:tc>
+        <w:tc>
+          <w:tcPr/>
+          <w:p>
+            <w:pPr>
+              <w:pStyle w:val="Compact"/>
+            </w:pPr>
+            <w:r>
+              <w:t xml:space="preserve">Kiểm tra</w:t>
+            </w:r>
+            <w:r>
+              <w:t xml:space="preserve"> </w:t>
+            </w:r>
+            <w:r>
+              <w:rPr>
+                <w:b/>
+                <w:bCs/>
+              </w:rPr>
+              <w:t xml:space="preserve">quốc gia phát hành thẻ có khớp IP và địa chỉ giao hàng</w:t>
+            </w:r>
+            <w:r>
+              <w:t xml:space="preserve">; tài khoản</w:t>
+            </w:r>
+            <w:r>
+              <w:t xml:space="preserve"> </w:t>
+            </w:r>
+            <w:r>
+              <w:rPr>
+                <w:b/>
+                <w:bCs/>
+              </w:rPr>
+              <w:t xml:space="preserve">thử 5 thẻ trong 10 phút</w:t>
+            </w:r>
+            <w:r>
+              <w:t xml:space="preserve"> </w:t>
+            </w:r>
+            <w:r>
+              <w:t xml:space="preserve">gần như chắc chắn gian lận</w:t>
+            </w:r>
+          </w:p>
+        </w:tc>
+      </w:tr>
+      <w:tr>
+        <w:tc>
+          <w:tcPr/>
+          <w:p>
+            <w:pPr>
+              <w:pStyle w:val="Compact"/>
+            </w:pPr>
+            <w:r>
+              <w:rPr>
+                <w:b/>
+                <w:bCs/>
+              </w:rPr>
+              <w:t xml:space="preserve">3. Giao hàng</w:t>
+            </w:r>
+          </w:p>
+        </w:tc>
+        <w:tc>
+          <w:tcPr/>
+          <w:p>
+            <w:pPr>
+              <w:pStyle w:val="Compact"/>
+            </w:pPr>
+            <w:r>
+              <w:rPr>
+                <w:b/>
+                <w:bCs/>
+              </w:rPr>
+              <w:t xml:space="preserve">Địa chỉ giao hàng</w:t>
+            </w:r>
+            <w:r>
+              <w:t xml:space="preserve">,</w:t>
+            </w:r>
+            <w:r>
+              <w:t xml:space="preserve"> </w:t>
+            </w:r>
+            <w:r>
+              <w:rPr>
+                <w:b/>
+                <w:bCs/>
+              </w:rPr>
+              <w:t xml:space="preserve">độ lệch billing vs shipping address</w:t>
+            </w:r>
+            <w:r>
+              <w:t xml:space="preserve">, số lần đổi địa chỉ, địa chỉ có phải kho trung chuyển/tủ đồ công cộng</w:t>
+            </w:r>
+          </w:p>
+        </w:tc>
+        <w:tc>
+          <w:tcPr/>
+          <w:p>
+            <w:pPr>
+              <w:pStyle w:val="Compact"/>
+            </w:pPr>
+            <w:r>
+              <w:t xml:space="preserve">Hàng gian lận thường giao tới</w:t>
+            </w:r>
+            <w:r>
+              <w:t xml:space="preserve"> </w:t>
+            </w:r>
+            <w:r>
+              <w:rPr>
+                <w:b/>
+                <w:bCs/>
+              </w:rPr>
+              <w:t xml:space="preserve">địa chỉ trung gian</w:t>
+            </w:r>
+            <w:r>
+              <w:t xml:space="preserve">;</w:t>
+            </w:r>
+            <w:r>
+              <w:t xml:space="preserve"> </w:t>
+            </w:r>
+            <w:r>
+              <w:rPr>
+                <w:b/>
+                <w:bCs/>
+              </w:rPr>
+              <w:t xml:space="preserve">lệch billing–shipping</w:t>
+            </w:r>
+            <w:r>
+              <w:t xml:space="preserve"> </w:t>
+            </w:r>
+            <w:r>
+              <w:t xml:space="preserve">là chỉ báo kinh điển của ngành thanh toán</w:t>
+            </w:r>
+          </w:p>
+        </w:tc>
+      </w:tr>
+      <w:tr>
+        <w:tc>
+          <w:tcPr/>
+          <w:p>
+            <w:pPr>
+              <w:pStyle w:val="Compact"/>
+            </w:pPr>
+            <w:r>
+              <w:rPr>
+                <w:b/>
+                <w:bCs/>
+              </w:rPr>
+              <w:t xml:space="preserve">4. Tốc độ hành vi</w:t>
+            </w:r>
+            <w:r>
+              <w:rPr>
+                <w:i/>
+                <w:iCs/>
+              </w:rPr>
+              <w:t xml:space="preserve">(velocity features)</w:t>
+            </w:r>
+          </w:p>
+        </w:tc>
+        <w:tc>
+          <w:tcPr/>
+          <w:p>
+            <w:pPr>
+              <w:pStyle w:val="Compact"/>
+            </w:pPr>
+            <w:r>
+              <w:t xml:space="preserve">Số giao dịch/giờ của tài khoản, số tài khoản/IP/ngày,</w:t>
+            </w:r>
+            <w:r>
+              <w:t xml:space="preserve"> </w:t>
+            </w:r>
+            <w:r>
+              <w:rPr>
+                <w:b/>
+                <w:bCs/>
+              </w:rPr>
+              <w:t xml:space="preserve">thời gian ở lại trang trước khi đặt hàng</w:t>
+            </w:r>
+            <w:r>
+              <w:t xml:space="preserve">, số lần thử mã giảm giá thất bại</w:t>
+            </w:r>
+          </w:p>
+        </w:tc>
+        <w:tc>
+          <w:tcPr/>
+          <w:p>
+            <w:pPr>
+              <w:pStyle w:val="Compact"/>
+            </w:pPr>
+            <w:r>
+              <w:rPr>
+                <w:b/>
+                <w:bCs/>
+              </w:rPr>
+              <w:t xml:space="preserve">Nhóm mạnh nhất nhưng vắng mặt trong Hình 1</w:t>
+            </w:r>
+            <w:r>
+              <w:t xml:space="preserve">; chuyển mô hình từ xét</w:t>
+            </w:r>
+            <w:r>
+              <w:t xml:space="preserve"> </w:t>
+            </w:r>
+            <w:r>
+              <w:rPr>
+                <w:b/>
+                <w:bCs/>
+              </w:rPr>
+              <w:t xml:space="preserve">một giao dịch riêng lẻ</w:t>
+            </w:r>
+            <w:r>
+              <w:t xml:space="preserve"> </w:t>
+            </w:r>
+            <w:r>
+              <w:t xml:space="preserve">sang xét</w:t>
+            </w:r>
+            <w:r>
+              <w:t xml:space="preserve"> </w:t>
+            </w:r>
+            <w:r>
+              <w:rPr>
+                <w:b/>
+                <w:bCs/>
+              </w:rPr>
+              <w:t xml:space="preserve">chuỗi hành vi theo thời gian</w:t>
+            </w:r>
+          </w:p>
+        </w:tc>
+      </w:tr>
+      <w:tr>
+        <w:tc>
+          <w:tcPr/>
+          <w:p>
+            <w:pPr>
+              <w:pStyle w:val="Compact"/>
+            </w:pPr>
+            <w:r>
+              <w:rPr>
+                <w:b/>
+                <w:bCs/>
+              </w:rPr>
+              <w:t xml:space="preserve">5. Quan hệ mạng lưới</w:t>
+            </w:r>
+            <w:r>
+              <w:rPr>
+                <w:i/>
+                <w:iCs/>
+              </w:rPr>
+              <w:t xml:space="preserve">(graph features)</w:t>
+            </w:r>
+          </w:p>
+        </w:tc>
+        <w:tc>
+          <w:tcPr/>
+          <w:p>
+            <w:pPr>
+              <w:pStyle w:val="Compact"/>
+            </w:pPr>
+            <w:r>
+              <w:t xml:space="preserve">Số tài khoản dùng chung IP/thiết bị/số điện thoại/địa chỉ; khoảng cách đồ thị tới tài khoản đã bị gắn cờ</w:t>
+            </w:r>
+          </w:p>
+        </w:tc>
+        <w:tc>
+          <w:tcPr/>
+          <w:p>
+            <w:pPr>
+              <w:pStyle w:val="Compact"/>
+            </w:pPr>
+            <w:r>
+              <w:t xml:space="preserve">Gian lận hiện đại hoạt động</w:t>
+            </w:r>
+            <w:r>
+              <w:t xml:space="preserve"> </w:t>
+            </w:r>
+            <w:r>
+              <w:rPr>
+                <w:b/>
+                <w:bCs/>
+              </w:rPr>
+              <w:t xml:space="preserve">theo tổ chức</w:t>
+            </w:r>
+            <w:r>
+              <w:t xml:space="preserve">; đặc trưng đồ thị cho phép</w:t>
+            </w:r>
+            <w:r>
+              <w:t xml:space="preserve"> </w:t>
+            </w:r>
+            <w:r>
+              <w:rPr>
+                <w:b/>
+                <w:bCs/>
+              </w:rPr>
+              <w:t xml:space="preserve">phát hiện cả cụm (fraud ring)</w:t>
+            </w:r>
+            <w:r>
+              <w:t xml:space="preserve"> </w:t>
+            </w:r>
+            <w:r>
+              <w:t xml:space="preserve">khi mới bắt được một mắt xích</w:t>
+            </w:r>
+          </w:p>
+        </w:tc>
+      </w:tr>
+    </w:tbl>
+    <w:bookmarkEnd w:id="47"/>
+    <w:bookmarkStart w:id="48" w:name="X8ceab485bb2bd5865f6f3c1419067d6f6266bde"/>
+    <w:p>
+      <w:pPr>
+        <w:pStyle w:val="Heading4"/>
+      </w:pPr>
+      <w:r>
+        <w:t xml:space="preserve">e) Ba ràng buộc khi mở rộng đặc trưng</w:t>
+      </w:r>
+      <w:r>
+        <w:t xml:space="preserve"> </w:t>
+      </w:r>
+      <w:r>
+        <w:rPr>
+          <w:i/>
+          <w:iCs/>
+        </w:rPr>
+        <w:t xml:space="preserve">(ý phản biện làm bài có chiều sâu)</w:t>
       </w:r>
     </w:p>
     <w:p>
@@ -6346,13 +7676,61 @@
           <w:b/>
           <w:bCs/>
         </w:rPr>
-        <w:t xml:space="preserve">Dữ liệu phi cấu trúc khó hiểu hơn và do đó khó tổng hợp hơn dữ liệu có cấu trúc</w:t>
-      </w:r>
-      <w:r>
-        <w:t xml:space="preserve"> </w:t>
-      </w:r>
-      <w:r>
-        <w:t xml:space="preserve">trong CSDL thông thường.</w:t>
+        <w:t xml:space="preserve">Tuân thủ pháp lý về quyền riêng tư</w:t>
+      </w:r>
+      <w:r>
+        <w:t xml:space="preserve"> </w:t>
+      </w:r>
+      <w:r>
+        <w:t xml:space="preserve">— thu thập device fingerprint và vị trí phải tuân thủ</w:t>
+      </w:r>
+      <w:r>
+        <w:t xml:space="preserve"> </w:t>
+      </w:r>
+      <w:r>
+        <w:rPr>
+          <w:b/>
+          <w:bCs/>
+        </w:rPr>
+        <w:t xml:space="preserve">GDPR</w:t>
+      </w:r>
+      <w:r>
+        <w:t xml:space="preserve"> </w:t>
+      </w:r>
+      <w:r>
+        <w:t xml:space="preserve">(châu Âu),</w:t>
+      </w:r>
+      <w:r>
+        <w:t xml:space="preserve"> </w:t>
+      </w:r>
+      <w:r>
+        <w:rPr>
+          <w:b/>
+          <w:bCs/>
+        </w:rPr>
+        <w:t xml:space="preserve">Luật An ninh mạng</w:t>
+      </w:r>
+      <w:r>
+        <w:t xml:space="preserve"> </w:t>
+      </w:r>
+      <w:r>
+        <w:t xml:space="preserve">và</w:t>
+      </w:r>
+      <w:r>
+        <w:t xml:space="preserve"> </w:t>
+      </w:r>
+      <w:r>
+        <w:rPr>
+          <w:b/>
+          <w:bCs/>
+        </w:rPr>
+        <w:t xml:space="preserve">Luật Thương mại điện tử 122/2025/QH15</w:t>
+      </w:r>
+      <w:r>
+        <w:t xml:space="preserve"> </w:t>
+      </w:r>
+      <w:r>
+        <w:t xml:space="preserve">(Việt Nam).</w:t>
       </w:r>
     </w:p>
     <w:p>
@@ -6368,7 +7746,26 @@
           <w:b/>
           <w:bCs/>
         </w:rPr>
-        <w:t xml:space="preserve">Sentiment analysis, kết hợp với các thuật toán AI, có thể biến dữ liệu phi cấu trúc thành thông tin hữu ích.</w:t>
+        <w:t xml:space="preserve">Cân bằng false positive</w:t>
+      </w:r>
+      <w:r>
+        <w:t xml:space="preserve"> </w:t>
+      </w:r>
+      <w:r>
+        <w:t xml:space="preserve">— mô hình quá nhạy</w:t>
+      </w:r>
+      <w:r>
+        <w:t xml:space="preserve"> </w:t>
+      </w:r>
+      <w:r>
+        <w:rPr>
+          <w:b/>
+          <w:bCs/>
+        </w:rPr>
+        <w:t xml:space="preserve">chặn nhầm khách thật</w:t>
+      </w:r>
+      <w:r>
+        <w:t xml:space="preserve">, gây thiệt hại doanh thu lớn hơn chính khoản gian lận ngăn được.</w:t>
       </w:r>
     </w:p>
     <w:p>
@@ -6384,61 +7781,170 @@
           <w:b/>
           <w:bCs/>
         </w:rPr>
-        <w:t xml:space="preserve">Mỗi mục dữ liệu được các thuật toán</w:t>
-      </w:r>
-      <w:r>
-        <w:rPr>
-          <w:b/>
-          <w:bCs/>
-        </w:rPr>
-        <w:t xml:space="preserve"> </w:t>
-      </w:r>
-      <w:r>
-        <w:rPr>
-          <w:b/>
-          <w:bCs/>
-        </w:rPr>
-        <w:t xml:space="preserve">“gán nhãn”</w:t>
-      </w:r>
-      <w:r>
-        <w:rPr>
-          <w:b/>
-          <w:bCs/>
-        </w:rPr>
-        <w:t xml:space="preserve"> </w:t>
-      </w:r>
-      <w:r>
-        <w:rPr>
-          <w:b/>
-          <w:bCs/>
-        </w:rPr>
-        <w:t xml:space="preserve">(labeled) với một nhãn phân loại</w:t>
-      </w:r>
-      <w:r>
-        <w:t xml:space="preserve">, làm cho nó</w:t>
-      </w:r>
-      <w:r>
-        <w:t xml:space="preserve"> </w:t>
-      </w:r>
-      <w:r>
-        <w:rPr>
-          <w:b/>
-          <w:bCs/>
-        </w:rPr>
-        <w:t xml:space="preserve">nhận biết được trong phân tích cảm xúc</w:t>
+        <w:t xml:space="preserve">Chi phí tính toán và độ trễ</w:t>
+      </w:r>
+      <w:r>
+        <w:t xml:space="preserve"> </w:t>
+      </w:r>
+      <w:r>
+        <w:t xml:space="preserve">— hệ thống phải quyết định trong</w:t>
+      </w:r>
+      <w:r>
+        <w:t xml:space="preserve"> </w:t>
+      </w:r>
+      <w:r>
+        <w:rPr>
+          <w:b/>
+          <w:bCs/>
+        </w:rPr>
+        <w:t xml:space="preserve">vài trăm mili-giây</w:t>
+      </w:r>
+      <w:r>
+        <w:t xml:space="preserve"> </w:t>
+      </w:r>
+      <w:r>
+        <w:t xml:space="preserve">tại thời điểm thanh toán.</w:t>
+      </w:r>
+    </w:p>
+    <w:bookmarkEnd w:id="48"/>
+    <w:bookmarkStart w:id="49" w:name="Xfa674953cbcce303cc08929f6203ffddd0795ef"/>
+    <w:p>
+      <w:pPr>
+        <w:pStyle w:val="Heading4"/>
+      </w:pPr>
+      <w:r>
+        <w:t xml:space="preserve">f) Đánh đổi giữa độ chính xác và khả năng giải thích</w:t>
+      </w:r>
+    </w:p>
+    <w:p>
+      <w:pPr>
+        <w:pStyle w:val="FirstParagraph"/>
+      </w:pPr>
+      <w:r>
+        <w:rPr>
+          <w:b/>
+          <w:bCs/>
+        </w:rPr>
+        <w:t xml:space="preserve">Random Forest</w:t>
+      </w:r>
+      <w:r>
+        <w:t xml:space="preserve"> </w:t>
+      </w:r>
+      <w:r>
+        <w:t xml:space="preserve">thường chính xác hơn một cây đơn lẻ (giảm phương sai), nhưng</w:t>
+      </w:r>
+      <w:r>
+        <w:t xml:space="preserve"> </w:t>
+      </w:r>
+      <w:r>
+        <w:rPr>
+          <w:b/>
+          <w:bCs/>
+        </w:rPr>
+        <w:t xml:space="preserve">cây quyết định đơn lẻ có ưu thế về explainability</w:t>
+      </w:r>
+      <w:r>
+        <w:t xml:space="preserve"> </w:t>
+      </w:r>
+      <w:r>
+        <w:t xml:space="preserve">— rất quan trọng khi phải</w:t>
+      </w:r>
+      <w:r>
+        <w:t xml:space="preserve"> </w:t>
+      </w:r>
+      <w:r>
+        <w:rPr>
+          <w:b/>
+          <w:bCs/>
+        </w:rPr>
+        <w:t xml:space="preserve">giải trình lý do từ chối một giao dịch</w:t>
+      </w:r>
+      <w:r>
+        <w:t xml:space="preserve"> </w:t>
+      </w:r>
+      <w:r>
+        <w:t xml:space="preserve">cho khách hàng và cơ quan quản lý.</w:t>
+      </w:r>
+    </w:p>
+    <w:bookmarkEnd w:id="49"/>
+    <w:bookmarkEnd w:id="50"/>
+    <w:bookmarkEnd w:id="51"/>
+    <w:bookmarkStart w:id="52" w:name="X241f7c2fb2049bd321fa3b0f10606afa8fa37be"/>
+    <w:p>
+      <w:pPr>
+        <w:pStyle w:val="Heading2"/>
+      </w:pPr>
+      <w:r>
+        <w:t xml:space="preserve">5.5. Phân loại cảm xúc trong TMĐT (Sentiment Classification) ⭐⭐</w:t>
+      </w:r>
+    </w:p>
+    <w:p>
+      <w:pPr>
+        <w:pStyle w:val="BlockText"/>
+      </w:pPr>
+      <w:r>
+        <w:rPr>
+          <w:b/>
+          <w:bCs/>
+        </w:rPr>
+        <w:t xml:space="preserve">Sentiment analysis</w:t>
+      </w:r>
+      <w:r>
+        <w:t xml:space="preserve"> </w:t>
+      </w:r>
+      <w:r>
+        <w:rPr>
+          <w:b/>
+          <w:bCs/>
+        </w:rPr>
+        <w:t xml:space="preserve">thu thập dữ liệu văn bản từ nhiều nguồn khác nhau, xác định các quan điểm và dùng AI để tạo ra kết quả dưới dạng phản hồi TÍCH CỰC, TRUNG TÍNH hoặc TIÊU CỰC đối với một sản phẩm, dịch vụ hoặc thương hiệu.</w:t>
+      </w:r>
+    </w:p>
+    <w:p>
+      <w:pPr>
+        <w:pStyle w:val="FirstParagraph"/>
+      </w:pPr>
+      <w:r>
+        <w:rPr>
+          <w:b/>
+          <w:bCs/>
+        </w:rPr>
+        <w:t xml:space="preserve">Dữ liệu phi cấu trúc (Unstructured data)</w:t>
+      </w:r>
+      <w:r>
+        <w:t xml:space="preserve"> </w:t>
+      </w:r>
+      <w:r>
+        <w:t xml:space="preserve">bao gồm:</w:t>
+      </w:r>
+      <w:r>
+        <w:t xml:space="preserve"> </w:t>
+      </w:r>
+      <w:r>
+        <w:rPr>
+          <w:b/>
+          <w:bCs/>
+        </w:rPr>
+        <w:t xml:space="preserve">email, nhật ký cuộc gọi (phone logs), tweet, bài blog và tin nhắn Facebook</w:t>
+      </w:r>
+      <w:r>
+        <w:t xml:space="preserve"> </w:t>
+      </w:r>
+      <w:r>
+        <w:t xml:space="preserve">— những thứ</w:t>
+      </w:r>
+      <w:r>
+        <w:t xml:space="preserve"> </w:t>
+      </w:r>
+      <w:r>
+        <w:rPr>
+          <w:b/>
+          <w:bCs/>
+        </w:rPr>
+        <w:t xml:space="preserve">không có sẵn trong các CSDL dạng hàng/cột thông thường</w:t>
       </w:r>
       <w:r>
         <w:t xml:space="preserve">.</w:t>
-      </w:r>
-    </w:p>
-    <w:bookmarkEnd w:id="45"/>
-    <w:bookmarkStart w:id="46" w:name="X212a7ffc090ad734361ecb4feab32a7f5e50950"/>
-    <w:p>
-      <w:pPr>
-        <w:pStyle w:val="Heading2"/>
-      </w:pPr>
-      <w:r>
-        <w:t xml:space="preserve">5.6. Gợi ý sản phẩm trong TMĐT bằng Machine Learning ⭐⭐⭐</w:t>
       </w:r>
     </w:p>
     <w:p>
@@ -6454,7 +7960,13 @@
           <w:b/>
           <w:bCs/>
         </w:rPr>
-        <w:t xml:space="preserve">Ngành TMĐT là một trong những ngành đầu tiên tận dụng AI tới mức tối đa.</w:t>
+        <w:t xml:space="preserve">Dữ liệu phi cấu trúc khó hiểu hơn và do đó khó tổng hợp hơn dữ liệu có cấu trúc</w:t>
+      </w:r>
+      <w:r>
+        <w:t xml:space="preserve"> </w:t>
+      </w:r>
+      <w:r>
+        <w:t xml:space="preserve">trong CSDL thông thường.</w:t>
       </w:r>
     </w:p>
     <w:p>
@@ -6466,36 +7978,11 @@
         </w:numPr>
       </w:pPr>
       <w:r>
-        <w:t xml:space="preserve">Ứng dụng AI hiện có sẵn cho</w:t>
-      </w:r>
-      <w:r>
-        <w:t xml:space="preserve"> </w:t>
-      </w:r>
-      <w:r>
-        <w:rPr>
-          <w:b/>
-          <w:bCs/>
-        </w:rPr>
-        <w:t xml:space="preserve">gần như mọi phần của kinh doanh trực tuyến</w:t>
-      </w:r>
-      <w:r>
-        <w:t xml:space="preserve"> </w:t>
-      </w:r>
-      <w:r>
-        <w:t xml:space="preserve">— từ</w:t>
-      </w:r>
-      <w:r>
-        <w:t xml:space="preserve"> </w:t>
-      </w:r>
-      <w:r>
-        <w:rPr>
-          <w:b/>
-          <w:bCs/>
-        </w:rPr>
-        <w:t xml:space="preserve">quản trị tồn kho tới hỗ trợ khách hàng</w:t>
-      </w:r>
-      <w:r>
-        <w:t xml:space="preserve">.</w:t>
+        <w:rPr>
+          <w:b/>
+          <w:bCs/>
+        </w:rPr>
+        <w:t xml:space="preserve">Sentiment analysis, kết hợp với các thuật toán AI, có thể biến dữ liệu phi cấu trúc thành thông tin hữu ích.</w:t>
       </w:r>
     </w:p>
     <w:p>
@@ -6504,6 +7991,133 @@
         <w:numPr>
           <w:ilvl w:val="0"/>
           <w:numId w:val="1024"/>
+        </w:numPr>
+      </w:pPr>
+      <w:r>
+        <w:rPr>
+          <w:b/>
+          <w:bCs/>
+        </w:rPr>
+        <w:t xml:space="preserve">Mỗi mục dữ liệu được các thuật toán</w:t>
+      </w:r>
+      <w:r>
+        <w:rPr>
+          <w:b/>
+          <w:bCs/>
+        </w:rPr>
+        <w:t xml:space="preserve"> </w:t>
+      </w:r>
+      <w:r>
+        <w:rPr>
+          <w:b/>
+          <w:bCs/>
+        </w:rPr>
+        <w:t xml:space="preserve">“gán nhãn”</w:t>
+      </w:r>
+      <w:r>
+        <w:rPr>
+          <w:b/>
+          <w:bCs/>
+        </w:rPr>
+        <w:t xml:space="preserve"> </w:t>
+      </w:r>
+      <w:r>
+        <w:rPr>
+          <w:b/>
+          <w:bCs/>
+        </w:rPr>
+        <w:t xml:space="preserve">(labeled) với một nhãn phân loại</w:t>
+      </w:r>
+      <w:r>
+        <w:t xml:space="preserve">, làm cho nó</w:t>
+      </w:r>
+      <w:r>
+        <w:t xml:space="preserve"> </w:t>
+      </w:r>
+      <w:r>
+        <w:rPr>
+          <w:b/>
+          <w:bCs/>
+        </w:rPr>
+        <w:t xml:space="preserve">nhận biết được trong phân tích cảm xúc</w:t>
+      </w:r>
+      <w:r>
+        <w:t xml:space="preserve">.</w:t>
+      </w:r>
+    </w:p>
+    <w:bookmarkEnd w:id="52"/>
+    <w:bookmarkStart w:id="53" w:name="X212a7ffc090ad734361ecb4feab32a7f5e50950"/>
+    <w:p>
+      <w:pPr>
+        <w:pStyle w:val="Heading2"/>
+      </w:pPr>
+      <w:r>
+        <w:t xml:space="preserve">5.6. Gợi ý sản phẩm trong TMĐT bằng Machine Learning ⭐⭐⭐</w:t>
+      </w:r>
+    </w:p>
+    <w:p>
+      <w:pPr>
+        <w:pStyle w:val="Compact"/>
+        <w:numPr>
+          <w:ilvl w:val="0"/>
+          <w:numId w:val="1025"/>
+        </w:numPr>
+      </w:pPr>
+      <w:r>
+        <w:rPr>
+          <w:b/>
+          <w:bCs/>
+        </w:rPr>
+        <w:t xml:space="preserve">Ngành TMĐT là một trong những ngành đầu tiên tận dụng AI tới mức tối đa.</w:t>
+      </w:r>
+    </w:p>
+    <w:p>
+      <w:pPr>
+        <w:pStyle w:val="Compact"/>
+        <w:numPr>
+          <w:ilvl w:val="0"/>
+          <w:numId w:val="1025"/>
+        </w:numPr>
+      </w:pPr>
+      <w:r>
+        <w:t xml:space="preserve">Ứng dụng AI hiện có sẵn cho</w:t>
+      </w:r>
+      <w:r>
+        <w:t xml:space="preserve"> </w:t>
+      </w:r>
+      <w:r>
+        <w:rPr>
+          <w:b/>
+          <w:bCs/>
+        </w:rPr>
+        <w:t xml:space="preserve">gần như mọi phần của kinh doanh trực tuyến</w:t>
+      </w:r>
+      <w:r>
+        <w:t xml:space="preserve"> </w:t>
+      </w:r>
+      <w:r>
+        <w:t xml:space="preserve">— từ</w:t>
+      </w:r>
+      <w:r>
+        <w:t xml:space="preserve"> </w:t>
+      </w:r>
+      <w:r>
+        <w:rPr>
+          <w:b/>
+          <w:bCs/>
+        </w:rPr>
+        <w:t xml:space="preserve">quản trị tồn kho tới hỗ trợ khách hàng</w:t>
+      </w:r>
+      <w:r>
+        <w:t xml:space="preserve">.</w:t>
+      </w:r>
+    </w:p>
+    <w:p>
+      <w:pPr>
+        <w:pStyle w:val="Compact"/>
+        <w:numPr>
+          <w:ilvl w:val="0"/>
+          <w:numId w:val="1025"/>
         </w:numPr>
       </w:pPr>
       <w:r>
@@ -6878,9 +8492,9 @@
         </w:pict>
       </w:r>
     </w:p>
-    <w:bookmarkEnd w:id="46"/>
-    <w:bookmarkEnd w:id="47"/>
-    <w:bookmarkStart w:id="57" w:name="X4682fa767087da53d1c2df5819fb673a874c756"/>
+    <w:bookmarkEnd w:id="53"/>
+    <w:bookmarkEnd w:id="54"/>
+    <w:bookmarkStart w:id="64" w:name="X4682fa767087da53d1c2df5819fb673a874c756"/>
     <w:p>
       <w:pPr>
         <w:pStyle w:val="Heading1"/>
@@ -6889,7 +8503,7 @@
         <w:t xml:space="preserve">PHẦN 6. PHÂN TÍCH CƠ HỘI CHO THƯƠNG MẠI DI ĐỘNG</w:t>
       </w:r>
     </w:p>
-    <w:bookmarkStart w:id="48" w:name="m-commerce-là-gì"/>
+    <w:bookmarkStart w:id="55" w:name="m-commerce-là-gì"/>
     <w:p>
       <w:pPr>
         <w:pStyle w:val="Heading2"/>
@@ -6931,7 +8545,7 @@
         <w:pStyle w:val="Compact"/>
         <w:numPr>
           <w:ilvl w:val="0"/>
-          <w:numId w:val="1025"/>
+          <w:numId w:val="1026"/>
         </w:numPr>
       </w:pPr>
       <w:r>
@@ -6956,7 +8570,7 @@
         <w:pStyle w:val="Compact"/>
         <w:numPr>
           <w:ilvl w:val="0"/>
-          <w:numId w:val="1025"/>
+          <w:numId w:val="1026"/>
         </w:numPr>
       </w:pPr>
       <w:r>
@@ -6967,8 +8581,8 @@
         <w:t xml:space="preserve">Ứng dụng di động tùy chỉnh cho các sản phẩm khác nhau nay rất dễ phát triển và chia sẻ.</w:t>
       </w:r>
     </w:p>
-    <w:bookmarkEnd w:id="48"/>
-    <w:bookmarkStart w:id="49" w:name="sáu-đặc-trưng-của-m-commerce-hiện-đại"/>
+    <w:bookmarkEnd w:id="55"/>
+    <w:bookmarkStart w:id="56" w:name="sáu-đặc-trưng-của-m-commerce-hiện-đại"/>
     <w:p>
       <w:pPr>
         <w:pStyle w:val="Heading2"/>
@@ -7285,8 +8899,8 @@
         </w:tc>
       </w:tr>
     </w:tbl>
-    <w:bookmarkEnd w:id="49"/>
-    <w:bookmarkStart w:id="50" w:name="tám-kênh-triển-khai-m-commerce"/>
+    <w:bookmarkEnd w:id="56"/>
+    <w:bookmarkStart w:id="57" w:name="tám-kênh-triển-khai-m-commerce"/>
     <w:p>
       <w:pPr>
         <w:pStyle w:val="Heading2"/>
@@ -7557,8 +9171,8 @@
         </w:tc>
       </w:tr>
     </w:tbl>
-    <w:bookmarkEnd w:id="50"/>
-    <w:bookmarkStart w:id="54" w:name="X270dc4d99a2dd882471ef320d2050761a88d88a"/>
+    <w:bookmarkEnd w:id="57"/>
+    <w:bookmarkStart w:id="61" w:name="X270dc4d99a2dd882471ef320d2050761a88d88a"/>
     <w:p>
       <w:pPr>
         <w:pStyle w:val="Heading2"/>
@@ -7576,18 +9190,18 @@
           <wp:inline>
             <wp:extent cx="5334000" cy="4000500"/>
             <wp:effectExtent b="0" l="0" r="0" t="0"/>
-            <wp:docPr descr="Mobile app-based marketing revenue model" title="" id="52" name="Picture"/>
+            <wp:docPr descr="Mobile app-based marketing revenue model" title="" id="59" name="Picture"/>
             <a:graphic>
               <a:graphicData uri="http://schemas.openxmlformats.org/drawingml/2006/picture">
                 <pic:pic>
                   <pic:nvPicPr>
-                    <pic:cNvPr descr="assets/C5-68.png" id="53" name="Picture"/>
+                    <pic:cNvPr descr="assets/C5-68.png" id="60" name="Picture"/>
                     <pic:cNvPicPr>
                       <a:picLocks noChangeArrowheads="1" noChangeAspect="1"/>
                     </pic:cNvPicPr>
                   </pic:nvPicPr>
                   <pic:blipFill>
-                    <a:blip r:embed="rId51"/>
+                    <a:blip r:embed="rId58"/>
                     <a:stretch>
                       <a:fillRect/>
                     </a:stretch>
@@ -8200,8 +9814,8 @@
         <w:t xml:space="preserve">rất hay để trả lời câu hỏi về mô hình doanh thu của m-commerce.</w:t>
       </w:r>
     </w:p>
-    <w:bookmarkEnd w:id="54"/>
-    <w:bookmarkStart w:id="55" w:name="bảy-thách-thức-của-m-commerce"/>
+    <w:bookmarkEnd w:id="61"/>
+    <w:bookmarkStart w:id="62" w:name="bảy-thách-thức-của-m-commerce"/>
     <w:p>
       <w:pPr>
         <w:pStyle w:val="Heading2"/>
@@ -8547,8 +10161,8 @@
         </w:pict>
       </w:r>
     </w:p>
-    <w:bookmarkEnd w:id="55"/>
-    <w:bookmarkStart w:id="56" w:name="checklist-ôn-chương-5"/>
+    <w:bookmarkEnd w:id="62"/>
+    <w:bookmarkStart w:id="63" w:name="checklist-ôn-chương-5"/>
     <w:p>
       <w:pPr>
         <w:pStyle w:val="Heading2"/>
@@ -8956,8 +10570,8 @@
         <w:t xml:space="preserve">7 thách thức</w:t>
       </w:r>
     </w:p>
-    <w:bookmarkEnd w:id="56"/>
-    <w:bookmarkEnd w:id="57"/>
+    <w:bookmarkEnd w:id="63"/>
+    <w:bookmarkEnd w:id="64"/>
     <w:sectPr>
       <w:footnotePr>
         <w:numRestart w:val="eachSect"/>
@@ -9169,6 +10783,91 @@
       <w:rPr>
         <w:rFonts w:ascii="Wingdings" w:hAnsi="Wingdings" w:cs="Wingdings" w:hint="default"/>
       </w:rPr>
+    </w:lvl>
+  </w:abstractNum>
+  <w:abstractNum w:abstractNumId="99411">
+    <w:nsid w:val="00A99411"/>
+    <w:multiLevelType w:val="multilevel"/>
+    <w:lvl w:ilvl="0">
+      <w:start w:val="1"/>
+      <w:numFmt w:val="decimal"/>
+      <w:lvlText w:val="%1."/>
+      <w:lvlJc w:val="left"/>
+      <w:pPr>
+        <w:ind w:left="720" w:hanging="360"/>
+      </w:pPr>
+    </w:lvl>
+    <w:lvl w:ilvl="1">
+      <w:start w:val="1"/>
+      <w:numFmt w:val="decimal"/>
+      <w:lvlText w:val="%2."/>
+      <w:lvlJc w:val="left"/>
+      <w:pPr>
+        <w:ind w:left="1440" w:hanging="360"/>
+      </w:pPr>
+    </w:lvl>
+    <w:lvl w:ilvl="2">
+      <w:start w:val="1"/>
+      <w:numFmt w:val="decimal"/>
+      <w:lvlText w:val="%3."/>
+      <w:lvlJc w:val="left"/>
+      <w:pPr>
+        <w:ind w:left="2160" w:hanging="360"/>
+      </w:pPr>
+    </w:lvl>
+    <w:lvl w:ilvl="3">
+      <w:start w:val="1"/>
+      <w:numFmt w:val="decimal"/>
+      <w:lvlText w:val="%4."/>
+      <w:lvlJc w:val="left"/>
+      <w:pPr>
+        <w:ind w:left="2880" w:hanging="360"/>
+      </w:pPr>
+    </w:lvl>
+    <w:lvl w:ilvl="4">
+      <w:start w:val="1"/>
+      <w:numFmt w:val="decimal"/>
+      <w:lvlText w:val="%5."/>
+      <w:lvlJc w:val="left"/>
+      <w:pPr>
+        <w:ind w:left="3600" w:hanging="360"/>
+      </w:pPr>
+    </w:lvl>
+    <w:lvl w:ilvl="5">
+      <w:start w:val="1"/>
+      <w:numFmt w:val="decimal"/>
+      <w:lvlText w:val="%6."/>
+      <w:lvlJc w:val="left"/>
+      <w:pPr>
+        <w:ind w:left="4320" w:hanging="360"/>
+      </w:pPr>
+    </w:lvl>
+    <w:lvl w:ilvl="6">
+      <w:start w:val="1"/>
+      <w:numFmt w:val="decimal"/>
+      <w:lvlText w:val="%7."/>
+      <w:lvlJc w:val="left"/>
+      <w:pPr>
+        <w:ind w:left="5040" w:hanging="360"/>
+      </w:pPr>
+    </w:lvl>
+    <w:lvl w:ilvl="7">
+      <w:start w:val="1"/>
+      <w:numFmt w:val="decimal"/>
+      <w:lvlText w:val="%8."/>
+      <w:lvlJc w:val="left"/>
+      <w:pPr>
+        <w:ind w:left="5760" w:hanging="360"/>
+      </w:pPr>
+    </w:lvl>
+    <w:lvl w:ilvl="8">
+      <w:start w:val="1"/>
+      <w:numFmt w:val="decimal"/>
+      <w:lvlText w:val="%9."/>
+      <w:lvlJc w:val="left"/>
+      <w:pPr>
+        <w:ind w:left="6480" w:hanging="360"/>
+      </w:pPr>
     </w:lvl>
   </w:abstractNum>
   <w:num w:numId="1000">
@@ -9241,12 +10940,42 @@
     <w:abstractNumId w:val="991"/>
   </w:num>
   <w:num w:numId="1023">
-    <w:abstractNumId w:val="991"/>
+    <w:abstractNumId w:val="99411"/>
+    <w:lvlOverride w:ilvl="0">
+      <w:startOverride w:val="1"/>
+    </w:lvlOverride>
+    <w:lvlOverride w:ilvl="1">
+      <w:startOverride w:val="1"/>
+    </w:lvlOverride>
+    <w:lvlOverride w:ilvl="2">
+      <w:startOverride w:val="1"/>
+    </w:lvlOverride>
+    <w:lvlOverride w:ilvl="3">
+      <w:startOverride w:val="1"/>
+    </w:lvlOverride>
+    <w:lvlOverride w:ilvl="4">
+      <w:startOverride w:val="1"/>
+    </w:lvlOverride>
+    <w:lvlOverride w:ilvl="5">
+      <w:startOverride w:val="1"/>
+    </w:lvlOverride>
+    <w:lvlOverride w:ilvl="6">
+      <w:startOverride w:val="1"/>
+    </w:lvlOverride>
+    <w:lvlOverride w:ilvl="7">
+      <w:startOverride w:val="1"/>
+    </w:lvlOverride>
+    <w:lvlOverride w:ilvl="8">
+      <w:startOverride w:val="1"/>
+    </w:lvlOverride>
   </w:num>
   <w:num w:numId="1024">
     <w:abstractNumId w:val="991"/>
   </w:num>
   <w:num w:numId="1025">
+    <w:abstractNumId w:val="991"/>
+  </w:num>
+  <w:num w:numId="1026">
     <w:abstractNumId w:val="991"/>
   </w:num>
 </w:numbering>
